--- a/My Document.docx
+++ b/My Document.docx
@@ -7,7 +7,7 @@
         <w:pStyle w:val="Heading1"/>
       </w:pPr>
       <w:r>
-        <w:t xml:space="preserve">Problem 1: Write a program to display sum of two numbers.</w:t>
+        <w:t xml:space="preserve">--Write problem statement here--</w:t>
       </w:r>
     </w:p>
     <w:p>
@@ -20,10 +20,73 @@
     </w:p>
     <w:p>
       <w:r>
-        <w:rPr>
-          <w:rFonts w:ascii="Monospace" w:cs="Monospace" w:eastAsia="Monospace" w:hAnsi="Monospace"/>
-        </w:rPr>
-        <w:t xml:space="preserve">#include&lt;stdio.h&gt;</w:t>
+        <w:t xml:space="preserve">#include&lt;stdio.h&gt;
+</w:t>
+      </w:r>
+    </w:p>
+    <w:p>
+      <w:r>
+        <w:t xml:space="preserve">int main(){
+</w:t>
+      </w:r>
+    </w:p>
+    <w:p>
+      <w:r>
+        <w:t xml:space="preserve">    int i=0,sum=0;int num[3];
+</w:t>
+      </w:r>
+    </w:p>
+    <w:p>
+      <w:r>
+        <w:t xml:space="preserve">    for( i=0;i&lt;3;i++){
+</w:t>
+      </w:r>
+    </w:p>
+    <w:p>
+      <w:r>
+        <w:t xml:space="preserve">        printf("Enter num%d: ",i+1);
+</w:t>
+      </w:r>
+    </w:p>
+    <w:p>
+      <w:r>
+        <w:t xml:space="preserve">        scanf("%d",&amp;num[i]);
+</w:t>
+      </w:r>
+    </w:p>
+    <w:p>
+      <w:r>
+        <w:t xml:space="preserve">    }
+</w:t>
+      </w:r>
+    </w:p>
+    <w:p>
+      <w:r>
+        <w:t xml:space="preserve">    for(i=0;i&lt;3;i++){
+</w:t>
+      </w:r>
+    </w:p>
+    <w:p>
+      <w:r>
+        <w:t xml:space="preserve">        sum+=num[i];
+</w:t>
+      </w:r>
+    </w:p>
+    <w:p>
+      <w:r>
+        <w:t xml:space="preserve">    }
+</w:t>
+      </w:r>
+    </w:p>
+    <w:p>
+      <w:r>
+        <w:t xml:space="preserve">    printf("Sum is %d\n",sum);
+</w:t>
+      </w:r>
+    </w:p>
+    <w:p>
+      <w:r>
+        <w:t xml:space="preserve">}</w:t>
       </w:r>
     </w:p>
     <w:p>
@@ -34,6 +97,129 @@
         <w:t xml:space="preserve">Output</w:t>
       </w:r>
     </w:p>
+    <w:p>
+      <w:r>
+        <w:t xml:space="preserve">Enter num1: 1</w:t>
+      </w:r>
+    </w:p>
+    <w:p>
+      <w:r>
+        <w:t xml:space="preserve">Enter num2: 2</w:t>
+      </w:r>
+    </w:p>
+    <w:p>
+      <w:r>
+        <w:t xml:space="preserve">Enter num3: 3</w:t>
+      </w:r>
+    </w:p>
+    <w:p>
+      <w:r>
+        <w:t xml:space="preserve">Sum is 6
+</w:t>
+      </w:r>
+    </w:p>
+    <w:p/>
+    <w:p>
+      <w:r>
+        <w:br w:type="page"/>
+      </w:r>
+    </w:p>
+    <w:p>
+      <w:pPr>
+        <w:pStyle w:val="Heading1"/>
+      </w:pPr>
+      <w:r>
+        <w:t xml:space="preserve">--Write problem statement here--</w:t>
+      </w:r>
+    </w:p>
+    <w:p>
+      <w:pPr>
+        <w:pStyle w:val="Heading2"/>
+      </w:pPr>
+      <w:r>
+        <w:t xml:space="preserve">Code</w:t>
+      </w:r>
+    </w:p>
+    <w:p>
+      <w:r>
+        <w:t xml:space="preserve">#include&lt;stdio.h&gt;
+</w:t>
+      </w:r>
+    </w:p>
+    <w:p>
+      <w:r>
+        <w:t xml:space="preserve">int main(){
+</w:t>
+      </w:r>
+    </w:p>
+    <w:p>
+      <w:r>
+        <w:t xml:space="preserve">    int i;
+</w:t>
+      </w:r>
+    </w:p>
+    <w:p>
+      <w:r>
+        <w:t xml:space="preserve">    for(i=0;i&lt;5;i++){
+</w:t>
+      </w:r>
+    </w:p>
+    <w:p>
+      <w:r>
+        <w:t xml:space="preserve">        printf("Hello world\n");
+</w:t>
+      </w:r>
+    </w:p>
+    <w:p>
+      <w:r>
+        <w:t xml:space="preserve">    }
+</w:t>
+      </w:r>
+    </w:p>
+    <w:p>
+      <w:r>
+        <w:t xml:space="preserve">}</w:t>
+      </w:r>
+    </w:p>
+    <w:p>
+      <w:pPr>
+        <w:pStyle w:val="Heading2"/>
+      </w:pPr>
+      <w:r>
+        <w:t xml:space="preserve">Output</w:t>
+      </w:r>
+    </w:p>
+    <w:p>
+      <w:r>
+        <w:t xml:space="preserve">Hello world
+</w:t>
+      </w:r>
+    </w:p>
+    <w:p>
+      <w:r>
+        <w:t xml:space="preserve">Hello world
+</w:t>
+      </w:r>
+    </w:p>
+    <w:p>
+      <w:r>
+        <w:t xml:space="preserve">Hello world
+</w:t>
+      </w:r>
+    </w:p>
+    <w:p>
+      <w:r>
+        <w:t xml:space="preserve">Hello world
+</w:t>
+      </w:r>
+    </w:p>
+    <w:p>
+      <w:r>
+        <w:t xml:space="preserve">Hello world
+</w:t>
+      </w:r>
+    </w:p>
+    <w:p/>
     <w:sectPr>
       <w:headerReference w:type="default" r:id="rId6"/>
       <w:pgSz w:w="11906" w:h="16838" w:orient="portrait"/>
